--- a/test/generator/baseline/gen.epub.to.docx.docx
+++ b/test/generator/baseline/gen.epub.to.docx.docx
@@ -2413,7 +2413,7 @@
       <w:r>
         <w:t xml:space="preserve">Footnotes</w:t>
       </w:r>
-      <w:hyperlink r:id="rId100">
+      <w:hyperlink r:id="rId1">
         <w:r>
           <w:rPr>
             <w:rStyle w:val="Hyperlink"/>
@@ -2425,7 +2425,7 @@
       <w:r>
         <w:t xml:space="preserve"> and endnotes</w:t>
       </w:r>
-      <w:hyperlink r:id="rId101">
+      <w:hyperlink r:id="rId2">
         <w:r>
           <w:rPr>
             <w:rStyle w:val="Hyperlink"/>
@@ -2472,7 +2472,7 @@
       <w:r>
         <w:t xml:space="preserve">Two kinds of links are possible, those that refer to an external website and those that refer to locations inside the document itself. Both are supported by calibre. For example, here is a link pointing to the </w:t>
       </w:r>
-      <w:hyperlink r:id="rId102">
+      <w:hyperlink r:id="rId3">
         <w:r>
           <w:rPr>
             <w:rStyle w:val="Hyperlink"/>
@@ -2483,7 +2483,7 @@
       <w:r>
         <w:t xml:space="preserve">. Then we have a link that points back to the section on </w:t>
       </w:r>
-      <w:hyperlink r:id="rId103">
+      <w:hyperlink r:id="rId4">
         <w:r>
           <w:rPr>
             <w:rStyle w:val="Hyperlink"/>
@@ -2511,7 +2511,7 @@
       </w:r>
     </w:p>
     <w:p>
-      <w:hyperlink r:id="rId104">
+      <w:hyperlink r:id="rId5">
         <w:r>
           <w:rPr>
             <w:rStyle w:val="Hyperlink"/>
@@ -2527,7 +2527,7 @@
       </w:hyperlink>
     </w:p>
     <w:p>
-      <w:hyperlink r:id="rId105">
+      <w:hyperlink r:id="rId6">
         <w:r>
           <w:rPr>
             <w:rStyle w:val="Hyperlink"/>
@@ -2543,7 +2543,7 @@
       </w:hyperlink>
     </w:p>
     <w:p>
-      <w:hyperlink r:id="rId106">
+      <w:hyperlink r:id="rId7">
         <w:r>
           <w:rPr>
             <w:rStyle w:val="Hyperlink"/>
@@ -2559,7 +2559,7 @@
       </w:hyperlink>
     </w:p>
     <w:p>
-      <w:hyperlink r:id="rId107">
+      <w:hyperlink r:id="rId8">
         <w:r>
           <w:rPr>
             <w:rStyle w:val="Hyperlink"/>
@@ -2575,7 +2575,7 @@
       </w:hyperlink>
     </w:p>
     <w:p>
-      <w:hyperlink r:id="rId103">
+      <w:hyperlink r:id="rId4">
         <w:r>
           <w:rPr>
             <w:rStyle w:val="Hyperlink"/>
@@ -2591,7 +2591,7 @@
       </w:hyperlink>
     </w:p>
     <w:p>
-      <w:hyperlink r:id="rId108">
+      <w:hyperlink r:id="rId9">
         <w:r>
           <w:rPr>
             <w:rStyle w:val="Hyperlink"/>
@@ -2687,7 +2687,7 @@
       </w:hyperlink>
     </w:p>
     <w:p>
-      <w:hyperlink r:id="rId109">
+      <w:hyperlink r:id="rId10">
         <w:r>
           <w:rPr>
             <w:rStyle w:val="Hyperlink"/>
@@ -2703,7 +2703,7 @@
       </w:hyperlink>
     </w:p>
     <w:p>
-      <w:hyperlink r:id="rId110">
+      <w:hyperlink r:id="rId11">
         <w:r>
           <w:rPr>
             <w:rStyle w:val="Hyperlink"/>
@@ -2719,7 +2719,7 @@
       </w:hyperlink>
     </w:p>
     <w:p>
-      <w:hyperlink r:id="rId111">
+      <w:hyperlink r:id="rId12">
         <w:r>
           <w:rPr>
             <w:rStyle w:val="Hyperlink"/>
@@ -2735,7 +2735,7 @@
       </w:hyperlink>
     </w:p>
     <w:p>
-      <w:hyperlink r:id="rId112">
+      <w:hyperlink r:id="rId13">
         <w:r>
           <w:rPr>
             <w:rStyle w:val="Hyperlink"/>
@@ -2751,7 +2751,7 @@
       </w:hyperlink>
     </w:p>
     <w:p>
-      <w:hyperlink r:id="rId113">
+      <w:hyperlink r:id="rId14">
         <w:r>
           <w:rPr>
             <w:rStyle w:val="Hyperlink"/>
@@ -2767,7 +2767,7 @@
       </w:hyperlink>
     </w:p>
     <w:p>
-      <w:hyperlink r:id="rId114">
+      <w:hyperlink r:id="rId15">
         <w:r>
           <w:rPr>
             <w:rStyle w:val="Hyperlink"/>
@@ -2811,7 +2811,7 @@
                     <pic:cNvPicPr/>
                   </pic:nvPicPr>
                   <pic:blipFill>
-                    <a:blip r:embed="rId115"/>
+                    <a:blip r:embed="rId16"/>
                     <a:stretch>
                       <a:fillRect/>
                     </a:stretch>
@@ -3126,7 +3126,7 @@
       <w:r>
         <w:t xml:space="preserve">[</w:t>
       </w:r>
-      <w:hyperlink r:id="rId116">
+      <w:hyperlink r:id="rId17">
         <w:r>
           <w:rPr>
             <w:rStyle w:val="Hyperlink"/>
@@ -3153,7 +3153,7 @@
       <w:r>
         <w:t xml:space="preserve">[</w:t>
       </w:r>
-      <w:hyperlink r:id="rId117">
+      <w:hyperlink r:id="rId18">
         <w:r>
           <w:rPr>
             <w:rStyle w:val="Hyperlink"/>
